--- a/test_data/case_013_icbc_cert_pass/bank_app.docx
+++ b/test_data/case_013_icbc_cert_pass/bank_app.docx
@@ -189,7 +189,15 @@
               </w:rPr>
             </w:pPr>
             <w:r>
-              <w:t>北京中远国际物流有限公司</w:t>
+              <w:rPr>
+                <w:rFonts w:ascii="宋体" w:eastAsia="宋体" w:hAnsi="宋体" w:hint="eastAsia"/>
+                <w:b/>
+                <w:bCs/>
+                <w:spacing w:val="0"/>
+                <w:sz w:val="21"/>
+                <w:szCs w:val="21"/>
+              </w:rPr>
+              <w:t>批量扣个人信息</w:t>
             </w:r>
           </w:p>
         </w:tc>
@@ -258,7 +266,14 @@
               </w:rPr>
             </w:pPr>
             <w:r>
-              <w:t>91110000351234567X</w:t>
+              <w:rPr>
+                <w:rFonts w:ascii="宋体" w:eastAsia="宋体" w:hAnsi="宋体" w:hint="eastAsia"/>
+                <w:bCs/>
+                <w:spacing w:val="0"/>
+                <w:sz w:val="21"/>
+                <w:szCs w:val="21"/>
+              </w:rPr>
+              <w:t xml:space="preserve"> </w:t>
             </w:r>
           </w:p>
         </w:tc>
@@ -352,7 +367,14 @@
               </w:rPr>
             </w:pPr>
             <w:r>
-              <w:t>北京市朝阳区建国门外大街甲6号</w:t>
+              <w:rPr>
+                <w:rFonts w:ascii="宋体" w:eastAsia="宋体" w:hAnsi="宋体" w:hint="eastAsia"/>
+                <w:bCs/>
+                <w:spacing w:val="0"/>
+                <w:sz w:val="21"/>
+                <w:szCs w:val="21"/>
+              </w:rPr>
+              <w:t>每笔扣款最大金额（元）</w:t>
             </w:r>
           </w:p>
         </w:tc>
@@ -470,7 +492,15 @@
               </w:rPr>
             </w:pPr>
             <w:r>
-              <w:t>010-65001234</w:t>
+              <w:rPr>
+                <w:rFonts w:ascii="宋体" w:eastAsia="宋体" w:hAnsi="宋体" w:hint="eastAsia"/>
+                <w:b/>
+                <w:bCs/>
+                <w:spacing w:val="0"/>
+                <w:sz w:val="21"/>
+                <w:szCs w:val="21"/>
+              </w:rPr>
+              <w:t>批量扣企业信息</w:t>
             </w:r>
           </w:p>
         </w:tc>
@@ -610,13 +640,6 @@
               </w:rPr>
             </w:pPr>
             <w:r>
-              <w:rPr>
-                <w:rFonts w:ascii="宋体" w:eastAsia="宋体" w:hAnsi="宋体" w:hint="eastAsia"/>
-                <w:bCs/>
-                <w:spacing w:val="0"/>
-                <w:sz w:val="21"/>
-                <w:szCs w:val="21"/>
-              </w:rPr>
               <w:t>50,000,000.00</w:t>
             </w:r>
           </w:p>
@@ -752,7 +775,15 @@
               </w:rPr>
             </w:pPr>
             <w:r>
-              <w:t>Wang Jun</w:t>
+              <w:rPr>
+                <w:rFonts w:ascii="宋体" w:eastAsia="宋体" w:hAnsi="宋体" w:hint="eastAsia"/>
+                <w:b/>
+                <w:bCs/>
+                <w:spacing w:val="0"/>
+                <w:sz w:val="21"/>
+                <w:szCs w:val="21"/>
+              </w:rPr>
+              <w:t>缴费企业账户信息</w:t>
             </w:r>
           </w:p>
         </w:tc>
@@ -819,7 +850,14 @@
               </w:rPr>
             </w:pPr>
             <w:r>
-              <w:t>身份证</w:t>
+              <w:rPr>
+                <w:rFonts w:ascii="宋体" w:eastAsia="宋体" w:hAnsi="宋体" w:hint="eastAsia"/>
+                <w:bCs/>
+                <w:spacing w:val="0"/>
+                <w:sz w:val="21"/>
+                <w:szCs w:val="21"/>
+              </w:rPr>
+              <w:t>户名</w:t>
             </w:r>
           </w:p>
         </w:tc>
@@ -853,7 +891,14 @@
               </w:rPr>
             </w:pPr>
             <w:r>
-              <w:t>110101198501012345</w:t>
+              <w:rPr>
+                <w:rFonts w:ascii="宋体" w:eastAsia="宋体" w:hAnsi="宋体" w:hint="eastAsia"/>
+                <w:bCs/>
+                <w:spacing w:val="0"/>
+                <w:sz w:val="21"/>
+                <w:szCs w:val="21"/>
+              </w:rPr>
+              <w:t>账号</w:t>
             </w:r>
           </w:p>
         </w:tc>
@@ -1003,7 +1048,7 @@
               </w:rPr>
             </w:pPr>
             <w:r>
-              <w:t>13912345678</w:t>
+              <w:t>北京中远国际物流有限公司</w:t>
             </w:r>
           </w:p>
         </w:tc>
@@ -1038,15 +1083,7 @@
               </w:rPr>
             </w:pPr>
             <w:r>
-              <w:rPr>
-                <w:rFonts w:ascii="宋体" w:eastAsia="宋体" w:hAnsi="宋体"/>
-                <w:bCs/>
-                <w:color w:val="000000"/>
-                <w:spacing w:val="0"/>
-                <w:sz w:val="21"/>
-                <w:szCs w:val="21"/>
-              </w:rPr>
-              <w:t>4100022909024527854</w:t>
+              <w:t>0200004509201234567</w:t>
             </w:r>
           </w:p>
         </w:tc>
@@ -1081,34 +1118,7 @@
               </w:rPr>
             </w:pPr>
             <w:r>
-              <w:rPr>
-                <w:rFonts w:ascii="宋体" w:eastAsia="宋体" w:hAnsi="宋体" w:hint="eastAsia"/>
-                <w:color w:val="000000"/>
-                <w:spacing w:val="0"/>
-                <w:sz w:val="21"/>
-                <w:szCs w:val="21"/>
-              </w:rPr>
-              <w:t>工</w:t>
-            </w:r>
-            <w:r>
-              <w:rPr>
-                <w:rFonts w:ascii="宋体" w:eastAsia="宋体" w:hAnsi="宋体" w:hint="eastAsia"/>
-                <w:color w:val="000000"/>
-                <w:spacing w:val="0"/>
-                <w:sz w:val="21"/>
-                <w:szCs w:val="21"/>
-              </w:rPr>
-              <w:t>行江头支</w:t>
-            </w:r>
-            <w:r>
-              <w:rPr>
-                <w:rFonts w:ascii="宋体" w:eastAsia="宋体" w:hAnsi="宋体" w:hint="eastAsia"/>
-                <w:color w:val="000000"/>
-                <w:spacing w:val="0"/>
-                <w:sz w:val="21"/>
-                <w:szCs w:val="21"/>
-              </w:rPr>
-              <w:t>行</w:t>
+              <w:t>工行朝阳支行</w:t>
             </w:r>
           </w:p>
         </w:tc>
@@ -1135,44 +1145,7 @@
               </w:rPr>
             </w:pPr>
             <w:r>
-              <w:rPr>
-                <w:rFonts w:ascii="宋体" w:eastAsia="宋体" w:hAnsi="宋体" w:hint="eastAsia"/>
-                <w:bCs/>
-                <w:spacing w:val="0"/>
-                <w:sz w:val="21"/>
-                <w:szCs w:val="21"/>
-              </w:rPr>
-              <w:t>增加</w:t>
-            </w:r>
-            <w:r>
-              <w:rPr>
-                <w:rFonts w:ascii="宋体" w:eastAsia="宋体" w:hAnsi="宋体" w:hint="eastAsia"/>
-                <w:color w:val="000000"/>
-                <w:spacing w:val="0"/>
-                <w:sz w:val="21"/>
-                <w:szCs w:val="21"/>
-              </w:rPr>
-              <w:t>□</w:t>
-            </w:r>
-            <w:r>
-              <w:rPr>
-                <w:rFonts w:ascii="宋体" w:eastAsia="宋体" w:hAnsi="宋体" w:hint="eastAsia"/>
-                <w:bCs/>
-                <w:spacing w:val="0"/>
-                <w:sz w:val="21"/>
-                <w:szCs w:val="21"/>
-              </w:rPr>
-              <w:t xml:space="preserve">  删除</w:t>
-            </w:r>
-            <w:r>
-              <w:rPr>
-                <w:rFonts w:ascii="宋体" w:eastAsia="宋体" w:hAnsi="宋体" w:hint="eastAsia"/>
-                <w:bCs/>
-                <w:spacing w:val="0"/>
-                <w:sz w:val="21"/>
-                <w:szCs w:val="21"/>
-              </w:rPr>
-              <w:t>√</w:t>
+              <w:t>增加☑</w:t>
             </w:r>
           </w:p>
         </w:tc>
@@ -3517,13 +3490,7 @@
               </w:rPr>
             </w:pPr>
             <w:r>
-              <w:rPr>
-                <w:rFonts w:ascii="宋体" w:eastAsia="宋体" w:hAnsi="宋体" w:hint="eastAsia"/>
-                <w:spacing w:val="0"/>
-                <w:sz w:val="21"/>
-                <w:szCs w:val="21"/>
-              </w:rPr>
-              <w:t>上汽通用汽车金融有限责任公司</w:t>
+              <w:t>北京中远国际物流有限公司</w:t>
             </w:r>
           </w:p>
         </w:tc>
@@ -3578,6 +3545,9 @@
                 <w:szCs w:val="21"/>
               </w:rPr>
             </w:pPr>
+            <w:r>
+              <w:t>Beijing Zhongyuan Intl Logistics</w:t>
+            </w:r>
           </w:p>
         </w:tc>
       </w:tr>
@@ -3637,13 +3607,7 @@
               </w:rPr>
             </w:pPr>
             <w:r>
-              <w:rPr>
-                <w:rFonts w:ascii="宋体" w:eastAsia="宋体" w:hAnsi="宋体" w:hint="eastAsia"/>
-                <w:spacing w:val="0"/>
-                <w:sz w:val="21"/>
-                <w:szCs w:val="21"/>
-              </w:rPr>
-              <w:t xml:space="preserve">浦东浦明路160号财富广场F座                       邮政编码： 200120     </w:t>
+              <w:t>北京市朝阳区建国门外大街甲6号中环世贸D座18层  邮政编码：100022</w:t>
             </w:r>
           </w:p>
         </w:tc>
@@ -3699,13 +3663,7 @@
               </w:rPr>
             </w:pPr>
             <w:r>
-              <w:rPr>
-                <w:rFonts w:ascii="宋体" w:eastAsia="宋体" w:hAnsi="宋体" w:hint="eastAsia"/>
-                <w:spacing w:val="0"/>
-                <w:sz w:val="21"/>
-                <w:szCs w:val="21"/>
-              </w:rPr>
-              <w:t>刘榕</w:t>
+              <w:t>Wang Jun</w:t>
             </w:r>
           </w:p>
         </w:tc>
@@ -3753,14 +3711,7 @@
               </w:rPr>
             </w:pPr>
             <w:r>
-              <w:rPr>
-                <w:rFonts w:ascii="宋体" w:eastAsia="宋体" w:hAnsi="宋体" w:hint="eastAsia"/>
-                <w:color w:val="000000"/>
-                <w:spacing w:val="0"/>
-                <w:sz w:val="21"/>
-                <w:szCs w:val="21"/>
-              </w:rPr>
-              <w:t>28936025</w:t>
+              <w:t>010-65001234</w:t>
             </w:r>
           </w:p>
         </w:tc>
@@ -3817,14 +3768,7 @@
               </w:rPr>
             </w:pPr>
             <w:r>
-              <w:rPr>
-                <w:rFonts w:ascii="宋体" w:eastAsia="宋体" w:hAnsi="宋体" w:hint="eastAsia"/>
-                <w:color w:val="000000"/>
-                <w:spacing w:val="0"/>
-                <w:sz w:val="21"/>
-                <w:szCs w:val="21"/>
-              </w:rPr>
-              <w:t>58763003</w:t>
+              <w:t>010-65001235</w:t>
             </w:r>
           </w:p>
         </w:tc>
@@ -3869,6 +3813,9 @@
                 <w:szCs w:val="21"/>
               </w:rPr>
             </w:pPr>
+            <w:r>
+              <w:t>wangjun@zhongyuanlogistics.com</w:t>
+            </w:r>
           </w:p>
         </w:tc>
       </w:tr>
@@ -3931,13 +3878,7 @@
               </w:rPr>
             </w:pPr>
             <w:r>
-              <w:rPr>
-                <w:rFonts w:ascii="宋体" w:eastAsia="宋体" w:hAnsi="宋体" w:hint="eastAsia"/>
-                <w:spacing w:val="0"/>
-                <w:sz w:val="21"/>
-                <w:szCs w:val="21"/>
-              </w:rPr>
-              <w:t>1001215509300179887（不可变更）</w:t>
+              <w:t>0200004509201234567</w:t>
             </w:r>
           </w:p>
         </w:tc>
@@ -3987,6 +3928,9 @@
                 <w:szCs w:val="21"/>
               </w:rPr>
             </w:pPr>
+            <w:r>
+              <w:t>交通运输</w:t>
+            </w:r>
           </w:p>
         </w:tc>
       </w:tr>
@@ -4049,13 +3993,7 @@
               </w:rPr>
             </w:pPr>
             <w:r>
-              <w:rPr>
-                <w:rFonts w:ascii="宋体" w:eastAsia="宋体" w:hAnsi="宋体" w:hint="eastAsia"/>
-                <w:spacing w:val="0"/>
-                <w:sz w:val="21"/>
-                <w:szCs w:val="21"/>
-              </w:rPr>
-              <w:t>1001215509300179887                         （开户行所在地：上海      市）</w:t>
+              <w:t>0200004509201234567  (开户行所在地：北京)</w:t>
             </w:r>
           </w:p>
         </w:tc>
